--- a/courseware/LP-AI Vibe Coding for React Development.docx
+++ b/courseware/LP-AI Vibe Coding for React Development.docx
@@ -179,7 +179,7 @@
           <w:color w:val="1F6FEB"/>
           <w:sz w:val="24"/>
         </w:rPr>
-        <w:t>Version 3.0</w:t>
+        <w:t>Version 4.0</w:t>
       </w:r>
     </w:p>
     <w:p>
@@ -294,7 +294,7 @@
               <w:rPr>
                 <w:sz w:val="19"/>
               </w:rPr>
-              <w:t>2.0</w:t>
+              <w:t>1.0</w:t>
             </w:r>
           </w:p>
         </w:tc>
@@ -308,7 +308,7 @@
               <w:rPr>
                 <w:sz w:val="19"/>
               </w:rPr>
-              <w:t>12 July 2026</w:t>
+              <w:t>10 July 2026</w:t>
             </w:r>
           </w:p>
         </w:tc>
@@ -322,7 +322,7 @@
               <w:rPr>
                 <w:sz w:val="19"/>
               </w:rPr>
-              <w:t>C1143 20-lab agentic-loop edition.</w:t>
+              <w:t>Initial release — 2-day lesson plan aligned to the 24 hands-on labs across six topics (vibe coding, cloud deployment, core React, hooks, Neon Postgres APIs, and React Router).</w:t>
             </w:r>
           </w:p>
         </w:tc>
@@ -352,7 +352,7 @@
               <w:rPr>
                 <w:sz w:val="19"/>
               </w:rPr>
-              <w:t>2.1</w:t>
+              <w:t>2.0</w:t>
             </w:r>
           </w:p>
         </w:tc>
@@ -366,7 +366,7 @@
               <w:rPr>
                 <w:sz w:val="19"/>
               </w:rPr>
-              <w:t>21 July 2026</w:t>
+              <w:t>11 July 2026</w:t>
             </w:r>
           </w:p>
         </w:tc>
@@ -380,7 +380,7 @@
               <w:rPr>
                 <w:sz w:val="19"/>
               </w:rPr>
-              <w:t>Title, contents and schedule corrections.</w:t>
+              <w:t>Added the four standalone illustration projects to the lab reference; schedule unchanged.</w:t>
             </w:r>
           </w:p>
         </w:tc>
@@ -424,7 +424,7 @@
               <w:rPr>
                 <w:sz w:val="19"/>
               </w:rPr>
-              <w:t>21 July 2026</w:t>
+              <w:t>11 July 2026</w:t>
             </w:r>
           </w:p>
         </w:tc>
@@ -438,7 +438,65 @@
               <w:rPr>
                 <w:sz w:val="19"/>
               </w:rPr>
-              <w:t>Rebuilt on the flagship 2-day Full Stack React with Vibe Coding courseware: 25 hands-on labs across six topics building the Cook &amp; Bake Academy app end to end. Non-assessed delivery — the final afternoon is reallocated to the deployment lab and the mini-capstone.</w:t>
+              <w:t>Restructured around ONE progressively-built full-stack project on Neon + Vercel; removed the side projects and added the mini-capstone lab (Lab 6.6 — add a course-reviews feature). 25 labs; schedule unchanged.</w:t>
+            </w:r>
+          </w:p>
+        </w:tc>
+        <w:tc>
+          <w:tcPr>
+            <w:tcW w:type="dxa" w:w="2160"/>
+          </w:tcPr>
+          <w:p>
+            <w:r/>
+            <w:r>
+              <w:rPr>
+                <w:sz w:val="19"/>
+              </w:rPr>
+              <w:t>Dr. Alfred Ang</w:t>
+            </w:r>
+          </w:p>
+        </w:tc>
+      </w:tr>
+      <w:tr>
+        <w:tc>
+          <w:tcPr>
+            <w:tcW w:type="dxa" w:w="2160"/>
+          </w:tcPr>
+          <w:p>
+            <w:r/>
+            <w:r>
+              <w:rPr>
+                <w:sz w:val="19"/>
+              </w:rPr>
+              <w:t>4.0</w:t>
+            </w:r>
+          </w:p>
+        </w:tc>
+        <w:tc>
+          <w:tcPr>
+            <w:tcW w:type="dxa" w:w="2160"/>
+          </w:tcPr>
+          <w:p>
+            <w:r/>
+            <w:r>
+              <w:rPr>
+                <w:sz w:val="19"/>
+              </w:rPr>
+              <w:t>11 July 2026</w:t>
+            </w:r>
+          </w:p>
+        </w:tc>
+        <w:tc>
+          <w:tcPr>
+            <w:tcW w:type="dxa" w:w="2160"/>
+          </w:tcPr>
+          <w:p>
+            <w:r/>
+            <w:r>
+              <w:rPr>
+                <w:sz w:val="19"/>
+              </w:rPr>
+              <w:t>Replaced the running project with Cook &amp; Bake Academy (a cooking &amp; bakery school website, deployed live). Re-architected Topic 5 from the browser-side Neon Data API + RLS to a three-tier serverless API (/api over Neon, bcrypt + JWT). Added explicit coverage of Babel/JSX compilation, the real DOM vs the Virtual DOM, and useRef; removed the JavaScript-refresher prerequisite (JavaScript is now assumed). Schedule unchanged.</w:t>
             </w:r>
           </w:p>
         </w:tc>
@@ -477,138 +535,12 @@
       </w:r>
     </w:p>
     <w:p>
-      <w:pPr>
-        <w:tabs>
-          <w:tab w:pos="9072" w:val="right" w:leader="dot"/>
-        </w:tabs>
-        <w:spacing w:after="60"/>
-      </w:pPr>
       <w:r>
-        <w:rPr>
-          <w:rFonts w:ascii="Arial" w:hAnsi="Arial"/>
-          <w:b/>
-          <w:color w:val="333333"/>
-          <w:sz w:val="22"/>
-        </w:rPr>
-        <w:t>Course Information</w:t>
-        <w:tab/>
-        <w:t>4</w:t>
-      </w:r>
-    </w:p>
-    <w:p>
-      <w:pPr>
-        <w:tabs>
-          <w:tab w:pos="9072" w:val="right" w:leader="dot"/>
-        </w:tabs>
-        <w:spacing w:after="60"/>
-      </w:pPr>
-      <w:r>
-        <w:rPr>
-          <w:rFonts w:ascii="Arial" w:hAnsi="Arial"/>
-          <w:b/>
-          <w:color w:val="333333"/>
-          <w:sz w:val="22"/>
-        </w:rPr>
-        <w:t>Learning Outcomes</w:t>
-        <w:tab/>
-        <w:t>4</w:t>
-      </w:r>
-    </w:p>
-    <w:p>
-      <w:pPr>
-        <w:tabs>
-          <w:tab w:pos="9072" w:val="right" w:leader="dot"/>
-        </w:tabs>
-        <w:spacing w:after="60"/>
-      </w:pPr>
-      <w:r>
-        <w:rPr>
-          <w:rFonts w:ascii="Arial" w:hAnsi="Arial"/>
-          <w:b/>
-          <w:color w:val="333333"/>
-          <w:sz w:val="22"/>
-        </w:rPr>
-        <w:t>Learning Reinforcement</w:t>
-        <w:tab/>
-        <w:t>4</w:t>
-      </w:r>
-    </w:p>
-    <w:p>
-      <w:pPr>
-        <w:tabs>
-          <w:tab w:pos="9072" w:val="right" w:leader="dot"/>
-        </w:tabs>
-        <w:spacing w:after="60"/>
-      </w:pPr>
-      <w:r>
-        <w:rPr>
-          <w:rFonts w:ascii="Arial" w:hAnsi="Arial"/>
-          <w:b/>
-          <w:color w:val="333333"/>
-          <w:sz w:val="22"/>
-        </w:rPr>
-        <w:t>Course Schedule</w:t>
-        <w:tab/>
-        <w:t>5</w:t>
-      </w:r>
-    </w:p>
-    <w:p>
-      <w:pPr>
-        <w:tabs>
-          <w:tab w:pos="9072" w:val="right" w:leader="dot"/>
-        </w:tabs>
-        <w:spacing w:after="60"/>
-        <w:ind w:left="432"/>
-      </w:pPr>
-      <w:r>
-        <w:rPr>
-          <w:rFonts w:ascii="Arial" w:hAnsi="Arial"/>
-          <w:b w:val="0"/>
-          <w:color w:val="333333"/>
-          <w:sz w:val="21"/>
-        </w:rPr>
-        <w:t>Day 1 — Vibe Coding, Cloud Deployment &amp; Core React</w:t>
-        <w:tab/>
-        <w:t>5</w:t>
-      </w:r>
-    </w:p>
-    <w:p>
-      <w:pPr>
-        <w:tabs>
-          <w:tab w:pos="9072" w:val="right" w:leader="dot"/>
-        </w:tabs>
-        <w:spacing w:after="60"/>
-        <w:ind w:left="432"/>
-      </w:pPr>
-      <w:r>
-        <w:rPr>
-          <w:rFonts w:ascii="Arial" w:hAnsi="Arial"/>
-          <w:b w:val="0"/>
-          <w:color w:val="333333"/>
-          <w:sz w:val="21"/>
-        </w:rPr>
-        <w:t>Day 2 — Hooks, Data, Routing &amp; Capstone</w:t>
-        <w:tab/>
-        <w:t>5</w:t>
-      </w:r>
-    </w:p>
-    <w:p>
-      <w:pPr>
-        <w:tabs>
-          <w:tab w:pos="9072" w:val="right" w:leader="dot"/>
-        </w:tabs>
-        <w:spacing w:after="60"/>
-      </w:pPr>
-      <w:r>
-        <w:rPr>
-          <w:rFonts w:ascii="Arial" w:hAnsi="Arial"/>
-          <w:b/>
-          <w:color w:val="333333"/>
-          <w:sz w:val="22"/>
-        </w:rPr>
-        <w:t>Lab Reference (aligned to the course topics)</w:t>
-        <w:tab/>
-        <w:t>7</w:t>
+        <w:fldChar w:fldCharType="begin"/>
+        <w:instrText xml:space="preserve">TOC \o "1-3" \h \z \u</w:instrText>
+        <w:fldChar w:fldCharType="separate"/>
+        <w:t>Right-click and choose “Update Field”, or press F9, to build the table of contents.</w:t>
+        <w:fldChar w:fldCharType="end"/>
       </w:r>
     </w:p>
     <w:p>
@@ -656,12 +588,13 @@
             <w:tcW w:type="dxa" w:w="4320"/>
           </w:tcPr>
           <w:p>
-            <w:r/>
+            <w:r>
+              <w:t>AI Vibe Coding for React Development</w:t>
+            </w:r>
             <w:r>
               <w:rPr>
                 <w:sz w:val="20"/>
               </w:rPr>
-              <w:t>AI Vibe Coding for React Development</w:t>
             </w:r>
           </w:p>
         </w:tc>
@@ -673,13 +606,14 @@
             <w:shd w:val="clear" w:color="auto" w:fill="E8F0FE"/>
           </w:tcPr>
           <w:p>
-            <w:r/>
+            <w:r>
+              <w:t>Course Code</w:t>
+            </w:r>
             <w:r>
               <w:rPr>
                 <w:b/>
                 <w:sz w:val="20"/>
               </w:rPr>
-              <w:t>Course Code</w:t>
             </w:r>
           </w:p>
         </w:tc>
@@ -688,12 +622,13 @@
             <w:tcW w:type="dxa" w:w="4320"/>
           </w:tcPr>
           <w:p>
-            <w:r/>
+            <w:r>
+              <w:t>C1143</w:t>
+            </w:r>
             <w:r>
               <w:rPr>
                 <w:sz w:val="20"/>
               </w:rPr>
-              <w:t>C1143</w:t>
             </w:r>
           </w:p>
         </w:tc>
@@ -757,7 +692,7 @@
               <w:rPr>
                 <w:sz w:val="20"/>
               </w:rPr>
-              <w:t>2 days · 8 training hours per day (16 hours)</w:t>
+              <w:t>2 days · 7.5 instructional hours per day (15 hours)</w:t>
             </w:r>
           </w:p>
         </w:tc>
@@ -789,7 +724,7 @@
               <w:rPr>
                 <w:sz w:val="20"/>
               </w:rPr>
-              <w:t>9:00 am – 6:00 pm (1-hour lunch; tea breaks within training time)</w:t>
+              <w:t>9:30 am – 5:30 pm (30-minute lunch)</w:t>
             </w:r>
           </w:p>
         </w:tc>
@@ -1045,28 +980,6 @@
     </w:p>
     <w:p>
       <w:pPr>
-        <w:pStyle w:val="ListBullet"/>
-      </w:pPr>
-      <w:r>
-        <w:rPr>
-          <w:sz w:val="21"/>
-        </w:rPr>
-        <w:t>The Day 2 afternoon is a capstone block: learners deploy the full-stack app and then add a complete feature themselves in the mini-capstone (Lab 6.6).</w:t>
-      </w:r>
-    </w:p>
-    <w:p>
-      <w:pPr>
-        <w:pStyle w:val="ListBullet"/>
-      </w:pPr>
-      <w:r>
-        <w:rPr>
-          <w:sz w:val="21"/>
-        </w:rPr>
-        <w:t>Each day closes with a recap and Q&amp;A; every lab folder is a restorable checkpoint so no learner is left behind.</w:t>
-      </w:r>
-    </w:p>
-    <w:p>
-      <w:pPr>
         <w:pStyle w:val="Heading1"/>
       </w:pPr>
       <w:r>
@@ -1078,7 +991,7 @@
         <w:pStyle w:val="Heading2"/>
       </w:pPr>
       <w:r>
-        <w:t>Day 1 — Vibe Coding, Cloud Deployment &amp; Core React</w:t>
+        <w:t>Day 1 — Vibe Coding, Cloud Deployment &amp; Core React · 9:30am – 5:30pm</w:t>
       </w:r>
     </w:p>
     <w:tbl>
@@ -1163,7 +1076,7 @@
                 <w:b w:val="0"/>
                 <w:sz w:val="19"/>
               </w:rPr>
-              <w:t>9:00–9:30</w:t>
+              <w:t>9:30–10:00</w:t>
             </w:r>
           </w:p>
         </w:tc>
@@ -1216,7 +1129,7 @@
                 <w:b/>
                 <w:sz w:val="19"/>
               </w:rPr>
-              <w:t>9:30–10:30</w:t>
+              <w:t>10:00–11:00</w:t>
             </w:r>
           </w:p>
         </w:tc>
@@ -1259,7 +1172,6 @@
         <w:tc>
           <w:tcPr>
             <w:tcW w:type="dxa" w:w="1656"/>
-            <w:shd w:val="clear" w:color="auto" w:fill="FFF4E5"/>
           </w:tcPr>
           <w:p>
             <w:r/>
@@ -1269,59 +1181,7 @@
                 <w:b w:val="0"/>
                 <w:sz w:val="19"/>
               </w:rPr>
-              <w:t>10:30–10:45</w:t>
-            </w:r>
-          </w:p>
-        </w:tc>
-        <w:tc>
-          <w:tcPr>
-            <w:tcW w:type="dxa" w:w="1296"/>
-            <w:shd w:val="clear" w:color="auto" w:fill="FFF4E5"/>
-          </w:tcPr>
-          <w:p>
-            <w:r/>
-            <w:r>
-              <w:rPr>
-                <w:rFonts w:ascii="Arial" w:hAnsi="Arial"/>
-                <w:b w:val="0"/>
-                <w:sz w:val="19"/>
-              </w:rPr>
-              <w:t>15 min</w:t>
-            </w:r>
-          </w:p>
-        </w:tc>
-        <w:tc>
-          <w:tcPr>
-            <w:tcW w:type="dxa" w:w="6840"/>
-            <w:shd w:val="clear" w:color="auto" w:fill="FFF4E5"/>
-          </w:tcPr>
-          <w:p>
-            <w:r/>
-            <w:r>
-              <w:rPr>
-                <w:rFonts w:ascii="Arial" w:hAnsi="Arial"/>
-                <w:b w:val="0"/>
-                <w:sz w:val="19"/>
-              </w:rPr>
-              <w:t>Tea break</w:t>
-            </w:r>
-          </w:p>
-        </w:tc>
-      </w:tr>
-      <w:tr>
-        <w:tc>
-          <w:tcPr>
-            <w:tcW w:type="dxa" w:w="1656"/>
-          </w:tcPr>
-          <w:p>
-            <w:r/>
-            <w:r>
-              <w:rPr>
-                <w:rFonts w:ascii="Arial" w:hAnsi="Arial"/>
-                <w:b w:val="0"/>
-                <w:sz w:val="19"/>
-              </w:rPr>
-              <w:t>10:45–12:30</w:t>
+              <w:t>11:00–12:45</w:t>
             </w:r>
           </w:p>
         </w:tc>
@@ -1372,7 +1232,7 @@
                 <w:b/>
                 <w:sz w:val="19"/>
               </w:rPr>
-              <w:t>12:30–13:00</w:t>
+              <w:t>12:45–13:15</w:t>
             </w:r>
           </w:p>
         </w:tc>
@@ -1425,7 +1285,7 @@
                 <w:b w:val="0"/>
                 <w:sz w:val="19"/>
               </w:rPr>
-              <w:t>13:00–14:00</w:t>
+              <w:t>13:15–13:45</w:t>
             </w:r>
           </w:p>
         </w:tc>
@@ -1442,7 +1302,7 @@
                 <w:b w:val="0"/>
                 <w:sz w:val="19"/>
               </w:rPr>
-              <w:t>60 min</w:t>
+              <w:t>30 min</w:t>
             </w:r>
           </w:p>
         </w:tc>
@@ -1477,7 +1337,7 @@
                 <w:b w:val="0"/>
                 <w:sz w:val="19"/>
               </w:rPr>
-              <w:t>14:00–15:15</w:t>
+              <w:t>13:45–15:00</w:t>
             </w:r>
           </w:p>
         </w:tc>
@@ -1518,59 +1378,6 @@
         <w:tc>
           <w:tcPr>
             <w:tcW w:type="dxa" w:w="1656"/>
-            <w:shd w:val="clear" w:color="auto" w:fill="FFF4E5"/>
-          </w:tcPr>
-          <w:p>
-            <w:r/>
-            <w:r>
-              <w:rPr>
-                <w:rFonts w:ascii="Arial" w:hAnsi="Arial"/>
-                <w:b w:val="0"/>
-                <w:sz w:val="19"/>
-              </w:rPr>
-              <w:t>15:15–15:30</w:t>
-            </w:r>
-          </w:p>
-        </w:tc>
-        <w:tc>
-          <w:tcPr>
-            <w:tcW w:type="dxa" w:w="1296"/>
-            <w:shd w:val="clear" w:color="auto" w:fill="FFF4E5"/>
-          </w:tcPr>
-          <w:p>
-            <w:r/>
-            <w:r>
-              <w:rPr>
-                <w:rFonts w:ascii="Arial" w:hAnsi="Arial"/>
-                <w:b w:val="0"/>
-                <w:sz w:val="19"/>
-              </w:rPr>
-              <w:t>15 min</w:t>
-            </w:r>
-          </w:p>
-        </w:tc>
-        <w:tc>
-          <w:tcPr>
-            <w:tcW w:type="dxa" w:w="6840"/>
-            <w:shd w:val="clear" w:color="auto" w:fill="FFF4E5"/>
-          </w:tcPr>
-          <w:p>
-            <w:r/>
-            <w:r>
-              <w:rPr>
-                <w:rFonts w:ascii="Arial" w:hAnsi="Arial"/>
-                <w:b w:val="0"/>
-                <w:sz w:val="19"/>
-              </w:rPr>
-              <w:t>Tea break</w:t>
-            </w:r>
-          </w:p>
-        </w:tc>
-      </w:tr>
-      <w:tr>
-        <w:tc>
-          <w:tcPr>
-            <w:tcW w:type="dxa" w:w="1656"/>
             <w:shd w:val="clear" w:color="auto" w:fill="E8F0FE"/>
           </w:tcPr>
           <w:p>
@@ -1581,7 +1388,7 @@
                 <w:b/>
                 <w:sz w:val="19"/>
               </w:rPr>
-              <w:t>15:30–16:15</w:t>
+              <w:t>15:00–15:45</w:t>
             </w:r>
           </w:p>
         </w:tc>
@@ -1633,7 +1440,7 @@
                 <w:b w:val="0"/>
                 <w:sz w:val="19"/>
               </w:rPr>
-              <w:t>16:15–17:45</w:t>
+              <w:t>15:45–17:15</w:t>
             </w:r>
           </w:p>
         </w:tc>
@@ -1684,7 +1491,7 @@
                 <w:b w:val="0"/>
                 <w:sz w:val="19"/>
               </w:rPr>
-              <w:t>17:45–18:00</w:t>
+              <w:t>17:15–17:30</w:t>
             </w:r>
           </w:p>
         </w:tc>
@@ -1731,7 +1538,7 @@
           <w:color w:val="555B66"/>
           <w:sz w:val="19"/>
         </w:rPr>
-        <w:t>Total training time: 480 minutes (8 hours).</w:t>
+        <w:t>Total instructional time: 450 minutes (7.5 hours), 9:30am – 5:30pm, with a single 30-minute lunch.</w:t>
       </w:r>
     </w:p>
     <w:p>
@@ -1739,7 +1546,7 @@
         <w:pStyle w:val="Heading2"/>
       </w:pPr>
       <w:r>
-        <w:t>Day 2 — Hooks, Data, Routing &amp; Capstone</w:t>
+        <w:t>Day 2 — Hooks, Data, Routing &amp; Capstone · 9:30am – 5:30pm</w:t>
       </w:r>
     </w:p>
     <w:tbl>
@@ -1824,7 +1631,7 @@
                 <w:b w:val="0"/>
                 <w:sz w:val="19"/>
               </w:rPr>
-              <w:t>9:00–9:15</w:t>
+              <w:t>9:30–9:45</w:t>
             </w:r>
           </w:p>
         </w:tc>
@@ -1877,7 +1684,7 @@
                 <w:b/>
                 <w:sz w:val="19"/>
               </w:rPr>
-              <w:t>9:15–9:45</w:t>
+              <w:t>9:45–10:25</w:t>
             </w:r>
           </w:p>
         </w:tc>
@@ -1894,7 +1701,7 @@
                 <w:b w:val="0"/>
                 <w:sz w:val="19"/>
               </w:rPr>
-              <w:t>30 min</w:t>
+              <w:t>40 min</w:t>
             </w:r>
           </w:p>
         </w:tc>
@@ -1929,7 +1736,7 @@
                 <w:b w:val="0"/>
                 <w:sz w:val="19"/>
               </w:rPr>
-              <w:t>9:45–11:00</w:t>
+              <w:t>10:25–12:05</w:t>
             </w:r>
           </w:p>
         </w:tc>
@@ -1945,7 +1752,7 @@
                 <w:b w:val="0"/>
                 <w:sz w:val="19"/>
               </w:rPr>
-              <w:t>75 min</w:t>
+              <w:t>100 min</w:t>
             </w:r>
           </w:p>
         </w:tc>
@@ -1970,59 +1777,6 @@
         <w:tc>
           <w:tcPr>
             <w:tcW w:type="dxa" w:w="1656"/>
-            <w:shd w:val="clear" w:color="auto" w:fill="FFF4E5"/>
-          </w:tcPr>
-          <w:p>
-            <w:r/>
-            <w:r>
-              <w:rPr>
-                <w:rFonts w:ascii="Arial" w:hAnsi="Arial"/>
-                <w:b w:val="0"/>
-                <w:sz w:val="19"/>
-              </w:rPr>
-              <w:t>11:00–11:10</w:t>
-            </w:r>
-          </w:p>
-        </w:tc>
-        <w:tc>
-          <w:tcPr>
-            <w:tcW w:type="dxa" w:w="1296"/>
-            <w:shd w:val="clear" w:color="auto" w:fill="FFF4E5"/>
-          </w:tcPr>
-          <w:p>
-            <w:r/>
-            <w:r>
-              <w:rPr>
-                <w:rFonts w:ascii="Arial" w:hAnsi="Arial"/>
-                <w:b w:val="0"/>
-                <w:sz w:val="19"/>
-              </w:rPr>
-              <w:t>10 min</w:t>
-            </w:r>
-          </w:p>
-        </w:tc>
-        <w:tc>
-          <w:tcPr>
-            <w:tcW w:type="dxa" w:w="6840"/>
-            <w:shd w:val="clear" w:color="auto" w:fill="FFF4E5"/>
-          </w:tcPr>
-          <w:p>
-            <w:r/>
-            <w:r>
-              <w:rPr>
-                <w:rFonts w:ascii="Arial" w:hAnsi="Arial"/>
-                <w:b w:val="0"/>
-                <w:sz w:val="19"/>
-              </w:rPr>
-              <w:t>Tea break</w:t>
-            </w:r>
-          </w:p>
-        </w:tc>
-      </w:tr>
-      <w:tr>
-        <w:tc>
-          <w:tcPr>
-            <w:tcW w:type="dxa" w:w="1656"/>
             <w:shd w:val="clear" w:color="auto" w:fill="E8F0FE"/>
           </w:tcPr>
           <w:p>
@@ -2033,7 +1787,7 @@
                 <w:b/>
                 <w:sz w:val="19"/>
               </w:rPr>
-              <w:t>11:10–11:40</w:t>
+              <w:t>12:05–12:45</w:t>
             </w:r>
           </w:p>
         </w:tc>
@@ -2050,7 +1804,7 @@
                 <w:b w:val="0"/>
                 <w:sz w:val="19"/>
               </w:rPr>
-              <w:t>30 min</w:t>
+              <w:t>40 min</w:t>
             </w:r>
           </w:p>
         </w:tc>
@@ -2076,56 +1830,6 @@
         <w:tc>
           <w:tcPr>
             <w:tcW w:type="dxa" w:w="1656"/>
-          </w:tcPr>
-          <w:p>
-            <w:r/>
-            <w:r>
-              <w:rPr>
-                <w:rFonts w:ascii="Arial" w:hAnsi="Arial"/>
-                <w:b w:val="0"/>
-                <w:sz w:val="19"/>
-              </w:rPr>
-              <w:t>11:40–13:00</w:t>
-            </w:r>
-          </w:p>
-        </w:tc>
-        <w:tc>
-          <w:tcPr>
-            <w:tcW w:type="dxa" w:w="1296"/>
-          </w:tcPr>
-          <w:p>
-            <w:r/>
-            <w:r>
-              <w:rPr>
-                <w:rFonts w:ascii="Arial" w:hAnsi="Arial"/>
-                <w:b w:val="0"/>
-                <w:sz w:val="19"/>
-              </w:rPr>
-              <w:t>80 min</w:t>
-            </w:r>
-          </w:p>
-        </w:tc>
-        <w:tc>
-          <w:tcPr>
-            <w:tcW w:type="dxa" w:w="6840"/>
-          </w:tcPr>
-          <w:p>
-            <w:r/>
-            <w:r>
-              <w:rPr>
-                <w:rFonts w:ascii="Arial" w:hAnsi="Arial"/>
-                <w:b w:val="0"/>
-                <w:sz w:val="19"/>
-              </w:rPr>
-              <w:t>Hands-on: Lab 5.1: The Three Tiers — Your First API Routes over Neon; Lab 5.2: Fetch the Catalogue From React — Loading, Error and Success; Lab 5.3: Accounts — Password Hashing with bcrypt, Sessions with JWT; Lab 5.4: Protected CRUD — Enrolments Scoped to the Signed-in User</w:t>
-            </w:r>
-          </w:p>
-        </w:tc>
-      </w:tr>
-      <w:tr>
-        <w:tc>
-          <w:tcPr>
-            <w:tcW w:type="dxa" w:w="1656"/>
             <w:shd w:val="clear" w:color="auto" w:fill="FDE9D9"/>
           </w:tcPr>
           <w:p>
@@ -2136,7 +1840,7 @@
                 <w:b w:val="0"/>
                 <w:sz w:val="19"/>
               </w:rPr>
-              <w:t>13:00–14:00</w:t>
+              <w:t>12:45–13:15</w:t>
             </w:r>
           </w:p>
         </w:tc>
@@ -2153,7 +1857,7 @@
                 <w:b w:val="0"/>
                 <w:sz w:val="19"/>
               </w:rPr>
-              <w:t>60 min</w:t>
+              <w:t>30 min</w:t>
             </w:r>
           </w:p>
         </w:tc>
@@ -2179,6 +1883,56 @@
         <w:tc>
           <w:tcPr>
             <w:tcW w:type="dxa" w:w="1656"/>
+          </w:tcPr>
+          <w:p>
+            <w:r/>
+            <w:r>
+              <w:rPr>
+                <w:rFonts w:ascii="Arial" w:hAnsi="Arial"/>
+                <w:b w:val="0"/>
+                <w:sz w:val="19"/>
+              </w:rPr>
+              <w:t>13:15–15:05</w:t>
+            </w:r>
+          </w:p>
+        </w:tc>
+        <w:tc>
+          <w:tcPr>
+            <w:tcW w:type="dxa" w:w="1296"/>
+          </w:tcPr>
+          <w:p>
+            <w:r/>
+            <w:r>
+              <w:rPr>
+                <w:rFonts w:ascii="Arial" w:hAnsi="Arial"/>
+                <w:b w:val="0"/>
+                <w:sz w:val="19"/>
+              </w:rPr>
+              <w:t>110 min</w:t>
+            </w:r>
+          </w:p>
+        </w:tc>
+        <w:tc>
+          <w:tcPr>
+            <w:tcW w:type="dxa" w:w="6840"/>
+          </w:tcPr>
+          <w:p>
+            <w:r/>
+            <w:r>
+              <w:rPr>
+                <w:rFonts w:ascii="Arial" w:hAnsi="Arial"/>
+                <w:b w:val="0"/>
+                <w:sz w:val="19"/>
+              </w:rPr>
+              <w:t>Hands-on: Lab 5.1: Three Tiers — A Neon Database and Your First API Route; Lab 5.2: Parameterised SQL — Dynamic Routes and an Injection Probe; Lab 5.3: Calling the API from React — Loading, Error and Success; Lab 5.4: Auth — bcrypt, JWT, and Ownership Enforced in SQL</w:t>
+            </w:r>
+          </w:p>
+        </w:tc>
+      </w:tr>
+      <w:tr>
+        <w:tc>
+          <w:tcPr>
+            <w:tcW w:type="dxa" w:w="1656"/>
             <w:shd w:val="clear" w:color="auto" w:fill="E8F0FE"/>
           </w:tcPr>
           <w:p>
@@ -2189,7 +1943,7 @@
                 <w:b/>
                 <w:sz w:val="19"/>
               </w:rPr>
-              <w:t>14:00–14:20</w:t>
+              <w:t>15:05–15:30</w:t>
             </w:r>
           </w:p>
         </w:tc>
@@ -2206,7 +1960,7 @@
                 <w:b w:val="0"/>
                 <w:sz w:val="19"/>
               </w:rPr>
-              <w:t>20 min</w:t>
+              <w:t>25 min</w:t>
             </w:r>
           </w:p>
         </w:tc>
@@ -2241,7 +1995,7 @@
                 <w:b w:val="0"/>
                 <w:sz w:val="19"/>
               </w:rPr>
-              <w:t>14:20–15:10</w:t>
+              <w:t>15:30–16:40</w:t>
             </w:r>
           </w:p>
         </w:tc>
@@ -2257,7 +2011,7 @@
                 <w:b w:val="0"/>
                 <w:sz w:val="19"/>
               </w:rPr>
-              <w:t>50 min</w:t>
+              <w:t>70 min</w:t>
             </w:r>
           </w:p>
         </w:tc>
@@ -2282,7 +2036,6 @@
         <w:tc>
           <w:tcPr>
             <w:tcW w:type="dxa" w:w="1656"/>
-            <w:shd w:val="clear" w:color="auto" w:fill="FFF4E5"/>
           </w:tcPr>
           <w:p>
             <w:r/>
@@ -2292,59 +2045,7 @@
                 <w:b w:val="0"/>
                 <w:sz w:val="19"/>
               </w:rPr>
-              <w:t>15:10–15:20</w:t>
-            </w:r>
-          </w:p>
-        </w:tc>
-        <w:tc>
-          <w:tcPr>
-            <w:tcW w:type="dxa" w:w="1296"/>
-            <w:shd w:val="clear" w:color="auto" w:fill="FFF4E5"/>
-          </w:tcPr>
-          <w:p>
-            <w:r/>
-            <w:r>
-              <w:rPr>
-                <w:rFonts w:ascii="Arial" w:hAnsi="Arial"/>
-                <w:b w:val="0"/>
-                <w:sz w:val="19"/>
-              </w:rPr>
-              <w:t>10 min</w:t>
-            </w:r>
-          </w:p>
-        </w:tc>
-        <w:tc>
-          <w:tcPr>
-            <w:tcW w:type="dxa" w:w="6840"/>
-            <w:shd w:val="clear" w:color="auto" w:fill="FFF4E5"/>
-          </w:tcPr>
-          <w:p>
-            <w:r/>
-            <w:r>
-              <w:rPr>
-                <w:rFonts w:ascii="Arial" w:hAnsi="Arial"/>
-                <w:b w:val="0"/>
-                <w:sz w:val="19"/>
-              </w:rPr>
-              <w:t>Tea break</w:t>
-            </w:r>
-          </w:p>
-        </w:tc>
-      </w:tr>
-      <w:tr>
-        <w:tc>
-          <w:tcPr>
-            <w:tcW w:type="dxa" w:w="1656"/>
-          </w:tcPr>
-          <w:p>
-            <w:r/>
-            <w:r>
-              <w:rPr>
-                <w:rFonts w:ascii="Arial" w:hAnsi="Arial"/>
-                <w:b w:val="0"/>
-                <w:sz w:val="19"/>
-              </w:rPr>
-              <w:t>15:20–16:20</w:t>
+              <w:t>16:40–17:15</w:t>
             </w:r>
           </w:p>
         </w:tc>
@@ -2360,7 +2061,7 @@
                 <w:b w:val="0"/>
                 <w:sz w:val="19"/>
               </w:rPr>
-              <w:t>60 min</w:t>
+              <w:t>35 min</w:t>
             </w:r>
           </w:p>
         </w:tc>
@@ -2385,56 +2086,6 @@
         <w:tc>
           <w:tcPr>
             <w:tcW w:type="dxa" w:w="1656"/>
-          </w:tcPr>
-          <w:p>
-            <w:r/>
-            <w:r>
-              <w:rPr>
-                <w:rFonts w:ascii="Arial" w:hAnsi="Arial"/>
-                <w:b w:val="0"/>
-                <w:sz w:val="19"/>
-              </w:rPr>
-              <w:t>16:20–17:40</w:t>
-            </w:r>
-          </w:p>
-        </w:tc>
-        <w:tc>
-          <w:tcPr>
-            <w:tcW w:type="dxa" w:w="1296"/>
-          </w:tcPr>
-          <w:p>
-            <w:r/>
-            <w:r>
-              <w:rPr>
-                <w:rFonts w:ascii="Arial" w:hAnsi="Arial"/>
-                <w:b w:val="0"/>
-                <w:sz w:val="19"/>
-              </w:rPr>
-              <w:t>80 min</w:t>
-            </w:r>
-          </w:p>
-        </w:tc>
-        <w:tc>
-          <w:tcPr>
-            <w:tcW w:type="dxa" w:w="6840"/>
-          </w:tcPr>
-          <w:p>
-            <w:r/>
-            <w:r>
-              <w:rPr>
-                <w:rFonts w:ascii="Arial" w:hAnsi="Arial"/>
-                <w:b w:val="0"/>
-                <w:sz w:val="19"/>
-              </w:rPr>
-              <w:t>Hands-on: Lab 6.6: Mini-Capstone — Add Course Reviews, On Your Own — the mini-capstone: add a whole course-reviews feature yourself, mostly by prompting</w:t>
-            </w:r>
-          </w:p>
-        </w:tc>
-      </w:tr>
-      <w:tr>
-        <w:tc>
-          <w:tcPr>
-            <w:tcW w:type="dxa" w:w="1656"/>
             <w:shd w:val="clear" w:color="auto" w:fill="F3F5F8"/>
           </w:tcPr>
           <w:p>
@@ -2445,7 +2096,7 @@
                 <w:b w:val="0"/>
                 <w:sz w:val="19"/>
               </w:rPr>
-              <w:t>17:40–18:00</w:t>
+              <w:t>17:15–17:30</w:t>
             </w:r>
           </w:p>
         </w:tc>
@@ -2462,7 +2113,7 @@
                 <w:b w:val="0"/>
                 <w:sz w:val="19"/>
               </w:rPr>
-              <w:t>20 min</w:t>
+              <w:t>15 min</w:t>
             </w:r>
           </w:p>
         </w:tc>
@@ -2492,7 +2143,7 @@
           <w:color w:val="555B66"/>
           <w:sz w:val="19"/>
         </w:rPr>
-        <w:t>Total training time: 480 minutes (8 hours).</w:t>
+        <w:t>Total instructional time: 450 minutes (7.5 hours), 9:30am – 5:30pm, with a single 30-minute lunch.</w:t>
       </w:r>
     </w:p>
     <w:p>
@@ -2885,6 +2536,7 @@
     </w:tbl>
     <w:sectPr>
       <w:footerReference w:type="default" r:id="rId10"/>
+      <w:headerReference w:type="default" r:id="rId11"/>
       <w:pgSz w:w="12240" w:h="15840"/>
       <w:pgMar w:top="1440" w:right="1800" w:bottom="1440" w:left="1800" w:header="720" w:footer="720" w:gutter="0"/>
       <w:cols w:space="720"/>
@@ -2950,6 +2602,16 @@
     </w:r>
   </w:p>
 </w:ftr>
+</file>
+
+<file path=word/header1.xml><?xml version="1.0" encoding="utf-8"?>
+<w:hdr xmlns:m="http://schemas.openxmlformats.org/officeDocument/2006/math" xmlns:mc="http://schemas.openxmlformats.org/markup-compatibility/2006" xmlns:mo="http://schemas.microsoft.com/office/mac/office/2008/main" xmlns:mv="urn:schemas-microsoft-com:mac:vml" xmlns:o="urn:schemas-microsoft-com:office:office" xmlns:r="http://schemas.openxmlformats.org/officeDocument/2006/relationships" xmlns:v="urn:schemas-microsoft-com:vml" xmlns:w10="urn:schemas-microsoft-com:office:word" xmlns:w14="http://schemas.microsoft.com/office/word/2010/wordml" xmlns:w="http://schemas.openxmlformats.org/wordprocessingml/2006/main" xmlns:wne="http://schemas.microsoft.com/office/word/2006/wordml" xmlns:wp14="http://schemas.microsoft.com/office/word/2010/wordprocessingDrawing" xmlns:wp="http://schemas.openxmlformats.org/drawingml/2006/wordprocessingDrawing" xmlns:wpc="http://schemas.microsoft.com/office/word/2010/wordprocessingCanvas" xmlns:wpg="http://schemas.microsoft.com/office/word/2010/wordprocessingGroup" xmlns:wpi="http://schemas.microsoft.com/office/word/2010/wordprocessingInk" xmlns:wps="http://schemas.microsoft.com/office/word/2010/wordprocessingShape" mc:Ignorable="w14 wp14">
+  <w:p>
+    <w:pPr>
+      <w:pStyle w:val="Header"/>
+    </w:pPr>
+  </w:p>
+</w:hdr>
 </file>
 
 <file path=word/numbering.xml><?xml version="1.0" encoding="utf-8"?>
